--- a/examples/custom/doc/02-anomaly-custom_anomaly.docx
+++ b/examples/custom/doc/02-anomaly-custom_anomaly.docx
@@ -112,7 +112,7 @@
       </w:r>
     </w:p>
     <w:bookmarkEnd w:id="22"/>
-    <w:bookmarkStart w:id="26" w:name="method-at-a-glance"/>
+    <w:bookmarkStart w:id="23" w:name="method-at-a-glance"/>
     <w:p>
       <w:pPr>
         <w:pStyle w:val="Heading2"/>
@@ -196,6 +196,33 @@
         <w:t xml:space="preserve">, a classical routine for identifying additive outliers in univariate time series.</w:t>
       </w:r>
     </w:p>
+    <w:bookmarkEnd w:id="23"/>
+    <w:bookmarkStart w:id="32" w:name="walkthrough"/>
+    <w:p>
+      <w:pPr>
+        <w:pStyle w:val="Heading2"/>
+      </w:pPr>
+      <w:r>
+        <w:t xml:space="preserve">Walkthrough</w:t>
+      </w:r>
+    </w:p>
+    <w:bookmarkStart w:id="24" w:name="prepare-the-example"/>
+    <w:p>
+      <w:pPr>
+        <w:pStyle w:val="Heading3"/>
+      </w:pPr>
+      <w:r>
+        <w:t xml:space="preserve">Prepare the Example</w:t>
+      </w:r>
+    </w:p>
+    <w:p>
+      <w:pPr>
+        <w:pStyle w:val="FirstParagraph"/>
+      </w:pPr>
+      <w:r>
+        <w:t xml:space="preserve">We begin by organizing the environment, loading the packages, and selecting the dataset used in the notebook. This part is intentionally more direct: the goal is to make the starting point explicit before the method-specific reasoning begins.</w:t>
+      </w:r>
+    </w:p>
     <w:p>
       <w:pPr>
         <w:pStyle w:val="SourceCode"/>
@@ -249,6 +276,24 @@
         <w:t xml:space="preserve">(harbinger)</w:t>
       </w:r>
     </w:p>
+    <w:bookmarkEnd w:id="24"/>
+    <w:bookmarkStart w:id="25" w:name="define-the-support-structures"/>
+    <w:p>
+      <w:pPr>
+        <w:pStyle w:val="Heading3"/>
+      </w:pPr>
+      <w:r>
+        <w:t xml:space="preserve">Define the Support Structures</w:t>
+      </w:r>
+    </w:p>
+    <w:p>
+      <w:pPr>
+        <w:pStyle w:val="FirstParagraph"/>
+      </w:pPr>
+      <w:r>
+        <w:t xml:space="preserve">Before applying the workflow itself, we define the helper functions or custom objects that make the example possible. This is one of the most important didactic moments in extension-oriented notebooks because it shows the contract that Harbinger expects and where the reader can adapt the behavior later.</w:t>
+      </w:r>
+    </w:p>
     <w:p>
       <w:pPr>
         <w:pStyle w:val="SourceCode"/>
@@ -955,6 +1000,24 @@
         <w:t xml:space="preserve">We now use the custom detector exactly as we would use any other anomaly detector in the package.</w:t>
       </w:r>
     </w:p>
+    <w:bookmarkEnd w:id="25"/>
+    <w:bookmarkStart w:id="26" w:name="run-the-core-analysis"/>
+    <w:p>
+      <w:pPr>
+        <w:pStyle w:val="Heading3"/>
+      </w:pPr>
+      <w:r>
+        <w:t xml:space="preserve">Run the Core Analysis</w:t>
+      </w:r>
+    </w:p>
+    <w:p>
+      <w:pPr>
+        <w:pStyle w:val="FirstParagraph"/>
+      </w:pPr>
+      <w:r>
+        <w:t xml:space="preserve">With the environment and the method ready, we execute the central analytical step and inspect its immediate output. This is the point where the abstract idea described earlier becomes operational, so the reader should pay attention to what is produced and how Harbinger standardizes the result.</w:t>
+      </w:r>
+    </w:p>
     <w:p>
       <w:pPr>
         <w:pStyle w:val="SourceCode"/>
@@ -1086,6 +1149,24 @@
         <w:t xml:space="preserve">serie)</w:t>
       </w:r>
     </w:p>
+    <w:bookmarkEnd w:id="26"/>
+    <w:bookmarkStart w:id="27" w:name="evaluate-what-was-found"/>
+    <w:p>
+      <w:pPr>
+        <w:pStyle w:val="Heading3"/>
+      </w:pPr>
+      <w:r>
+        <w:t xml:space="preserve">Evaluate What Was Found</w:t>
+      </w:r>
+    </w:p>
+    <w:p>
+      <w:pPr>
+        <w:pStyle w:val="FirstParagraph"/>
+      </w:pPr>
+      <w:r>
+        <w:t xml:space="preserve">After producing detections or transformed outputs, we compare them with the reference labels whenever they are available. This stage matters because it connects the visual intuition of the method with an explicit measurement of quality, helping the learner understand not only whether the method runs, but how well it behaves.</w:t>
+      </w:r>
+    </w:p>
     <w:p>
       <w:pPr>
         <w:pStyle w:val="SourceCode"/>
@@ -1202,6 +1283,24 @@
           <w:rStyle w:val="VerbatimChar"/>
         </w:rPr>
         <w:t xml:space="preserve">## FALSE     1     100</w:t>
+      </w:r>
+    </w:p>
+    <w:bookmarkEnd w:id="27"/>
+    <w:bookmarkStart w:id="31" w:name="interpret-the-result-visually"/>
+    <w:p>
+      <w:pPr>
+        <w:pStyle w:val="Heading3"/>
+      </w:pPr>
+      <w:r>
+        <w:t xml:space="preserve">Interpret the Result Visually</w:t>
+      </w:r>
+    </w:p>
+    <w:p>
+      <w:pPr>
+        <w:pStyle w:val="FirstParagraph"/>
+      </w:pPr>
+      <w:r>
+        <w:t xml:space="preserve">The final plots are not just illustrations. They help the reader connect the method’s internal output with the original series, making it easier to see why a point, range, motif, or symbolic pattern was emphasized and whether that emphasis is coherent with the stated objective of the example.</w:t>
       </w:r>
     </w:p>
     <w:p>
@@ -1254,18 +1353,18 @@
           <wp:inline>
             <wp:extent cx="4620126" cy="3696101"/>
             <wp:effectExtent b="0" l="0" r="0" t="0"/>
-            <wp:docPr descr="" title="" id="24" name="Picture"/>
+            <wp:docPr descr="" title="" id="29" name="Picture"/>
             <a:graphic>
               <a:graphicData uri="http://schemas.openxmlformats.org/drawingml/2006/picture">
                 <pic:pic>
                   <pic:nvPicPr>
-                    <pic:cNvPr descr="/home/gpca/harbinger/examples/custom/doc/custom_anomaly_files/figure-docx/unnamed-chunk-5-1.png" id="25" name="Picture"/>
+                    <pic:cNvPr descr="/home/gpca/harbinger/examples/custom/doc/02-anomaly-custom_anomaly_files/figure-docx/unnamed-chunk-5-1.png" id="30" name="Picture"/>
                     <pic:cNvPicPr>
                       <a:picLocks noChangeArrowheads="1" noChangeAspect="1"/>
                     </pic:cNvPicPr>
                   </pic:nvPicPr>
                   <pic:blipFill>
-                    <a:blip r:embed="rId23"/>
+                    <a:blip r:embed="rId28"/>
                     <a:stretch>
                       <a:fillRect/>
                     </a:stretch>
@@ -1300,8 +1399,9 @@
         <w:t xml:space="preserve">This example shows that a custom anomaly detector does not need to reimplement the whole Harbinger workflow. It only needs to respect the expected constructor-plus-detection contract.</w:t>
       </w:r>
     </w:p>
-    <w:bookmarkEnd w:id="26"/>
-    <w:bookmarkStart w:id="27" w:name="references"/>
+    <w:bookmarkEnd w:id="31"/>
+    <w:bookmarkEnd w:id="32"/>
+    <w:bookmarkStart w:id="33" w:name="references"/>
     <w:p>
       <w:pPr>
         <w:pStyle w:val="Heading2"/>
@@ -1322,7 +1422,7 @@
         <w:t xml:space="preserve">Hyndman, R. J., Athanasopoulos, G. (2021). Forecasting: Principles and Practice.</w:t>
       </w:r>
     </w:p>
-    <w:bookmarkEnd w:id="27"/>
+    <w:bookmarkEnd w:id="33"/>
     <w:sectPr>
       <w:footnotePr>
         <w:numRestart w:val="eachSect"/>

--- a/examples/custom/doc/02-anomaly-custom_anomaly.docx
+++ b/examples/custom/doc/02-anomaly-custom_anomaly.docx
@@ -112,7 +112,7 @@
       </w:r>
     </w:p>
     <w:bookmarkEnd w:id="22"/>
-    <w:bookmarkStart w:id="23" w:name="method-at-a-glance"/>
+    <w:bookmarkStart w:id="31" w:name="method-at-a-glance"/>
     <w:p>
       <w:pPr>
         <w:pStyle w:val="Heading2"/>
@@ -196,23 +196,108 @@
         <w:t xml:space="preserve">, a classical routine for identifying additive outliers in univariate time series.</w:t>
       </w:r>
     </w:p>
+    <w:bookmarkStart w:id="23" w:name="prepare-the-example"/>
+    <w:p>
+      <w:pPr>
+        <w:pStyle w:val="Heading3"/>
+      </w:pPr>
+      <w:r>
+        <w:t xml:space="preserve">Prepare the Example</w:t>
+      </w:r>
+    </w:p>
+    <w:p>
+      <w:pPr>
+        <w:pStyle w:val="FirstParagraph"/>
+      </w:pPr>
+      <w:r>
+        <w:t xml:space="preserve">This setup anchors the notebook in the specific series used to examine</w:t>
+      </w:r>
+      <w:r>
+        <w:t xml:space="preserve"> </w:t>
+      </w:r>
+      <w:r>
+        <w:rPr>
+          <w:rStyle w:val="VerbatimChar"/>
+        </w:rPr>
+        <w:t xml:space="preserve">forecast::tsoutliers()</w:t>
+      </w:r>
+      <w:r>
+        <w:t xml:space="preserve">. The semantic point is the one stated above: the custom detector converts the input into a time-series object and applies</w:t>
+      </w:r>
+      <w:r>
+        <w:t xml:space="preserve"> </w:t>
+      </w:r>
+      <w:r>
+        <w:rPr>
+          <w:rStyle w:val="VerbatimChar"/>
+        </w:rPr>
+        <w:t xml:space="preserve">forecast::tsoutliers()</w:t>
+      </w:r>
+      <w:r>
+        <w:t xml:space="preserve">, so the raw signal needs to be visible before any fitting step hides that structure behind model output.</w:t>
+      </w:r>
+    </w:p>
+    <w:p>
+      <w:pPr>
+        <w:pStyle w:val="SourceCode"/>
+      </w:pPr>
+      <w:r>
+        <w:rPr>
+          <w:rStyle w:val="CommentTok"/>
+        </w:rPr>
+        <w:t xml:space="preserve"># installation</w:t>
+      </w:r>
+      <w:r>
+        <w:br/>
+      </w:r>
+      <w:r>
+        <w:rPr>
+          <w:rStyle w:val="CommentTok"/>
+        </w:rPr>
+        <w:t xml:space="preserve"># install.packages(c("harbinger", "daltoolbox", "forecast"))</w:t>
+      </w:r>
+      <w:r>
+        <w:br/>
+      </w:r>
+      <w:r>
+        <w:br/>
+      </w:r>
+      <w:r>
+        <w:rPr>
+          <w:rStyle w:val="FunctionTok"/>
+        </w:rPr>
+        <w:t xml:space="preserve">library</w:t>
+      </w:r>
+      <w:r>
+        <w:rPr>
+          <w:rStyle w:val="NormalTok"/>
+        </w:rPr>
+        <w:t xml:space="preserve">(daltoolbox)</w:t>
+      </w:r>
+      <w:r>
+        <w:br/>
+      </w:r>
+      <w:r>
+        <w:rPr>
+          <w:rStyle w:val="FunctionTok"/>
+        </w:rPr>
+        <w:t xml:space="preserve">library</w:t>
+      </w:r>
+      <w:r>
+        <w:rPr>
+          <w:rStyle w:val="NormalTok"/>
+        </w:rPr>
+        <w:t xml:space="preserve">(harbinger)</w:t>
+      </w:r>
+    </w:p>
     <w:bookmarkEnd w:id="23"/>
-    <w:bookmarkStart w:id="32" w:name="walkthrough"/>
-    <w:p>
-      <w:pPr>
-        <w:pStyle w:val="Heading2"/>
-      </w:pPr>
-      <w:r>
-        <w:t xml:space="preserve">Walkthrough</w:t>
-      </w:r>
-    </w:p>
-    <w:bookmarkStart w:id="24" w:name="prepare-the-example"/>
+    <w:bookmarkStart w:id="24" w:name="define-the-support-structures"/>
     <w:p>
       <w:pPr>
         <w:pStyle w:val="Heading3"/>
       </w:pPr>
       <w:r>
-        <w:t xml:space="preserve">Prepare the Example</w:t>
+        <w:t xml:space="preserve">Define the Support Structures</w:t>
       </w:r>
     </w:p>
     <w:p>
@@ -220,7 +305,22 @@
         <w:pStyle w:val="FirstParagraph"/>
       </w:pPr>
       <w:r>
-        <w:t xml:space="preserve">We begin by organizing the environment, loading the packages, and selecting the dataset used in the notebook. This part is intentionally more direct: the goal is to make the starting point explicit before the method-specific reasoning begins.</w:t>
+        <w:t xml:space="preserve">The code below defines the smallest Harbinger contract needed to express the idea behind this example. Read it in semantic terms: the goal is to encode that the custom detector converts the input into a time-series object and applies</w:t>
+      </w:r>
+      <w:r>
+        <w:t xml:space="preserve"> </w:t>
+      </w:r>
+      <w:r>
+        <w:rPr>
+          <w:rStyle w:val="VerbatimChar"/>
+        </w:rPr>
+        <w:t xml:space="preserve">forecast::tsoutliers()</w:t>
+      </w:r>
+      <w:r>
+        <w:t xml:space="preserve"> </w:t>
+      </w:r>
+      <w:r>
+        <w:t xml:space="preserve">while still returning objects that Harbinger can plot and evaluate like any native method.</w:t>
       </w:r>
     </w:p>
     <w:p>
@@ -229,61 +329,714 @@
       </w:pPr>
       <w:r>
         <w:rPr>
-          <w:rStyle w:val="CommentTok"/>
-        </w:rPr>
-        <w:t xml:space="preserve"># installation</w:t>
-      </w:r>
-      <w:r>
-        <w:br/>
-      </w:r>
-      <w:r>
-        <w:rPr>
-          <w:rStyle w:val="CommentTok"/>
-        </w:rPr>
-        <w:t xml:space="preserve"># install.packages(c("harbinger", "daltoolbox", "forecast"))</w:t>
-      </w:r>
-      <w:r>
-        <w:br/>
-      </w:r>
-      <w:r>
-        <w:br/>
+          <w:rStyle w:val="NormalTok"/>
+        </w:rPr>
+        <w:t xml:space="preserve">hanr_tsoutliers_custom </w:t>
+      </w:r>
+      <w:r>
+        <w:rPr>
+          <w:rStyle w:val="OtherTok"/>
+        </w:rPr>
+        <w:t xml:space="preserve">&lt;-</w:t>
+      </w:r>
+      <w:r>
+        <w:rPr>
+          <w:rStyle w:val="NormalTok"/>
+        </w:rPr>
+        <w:t xml:space="preserve"> </w:t>
+      </w:r>
+      <w:r>
+        <w:rPr>
+          <w:rStyle w:val="ControlFlowTok"/>
+        </w:rPr>
+        <w:t xml:space="preserve">function</w:t>
+      </w:r>
+      <w:r>
+        <w:rPr>
+          <w:rStyle w:val="NormalTok"/>
+        </w:rPr>
+        <w:t xml:space="preserve">(</w:t>
+      </w:r>
+      <w:r>
+        <w:rPr>
+          <w:rStyle w:val="AttributeTok"/>
+        </w:rPr>
+        <w:t xml:space="preserve">frequency =</w:t>
+      </w:r>
+      <w:r>
+        <w:rPr>
+          <w:rStyle w:val="NormalTok"/>
+        </w:rPr>
+        <w:t xml:space="preserve"> </w:t>
+      </w:r>
+      <w:r>
+        <w:rPr>
+          <w:rStyle w:val="DecValTok"/>
+        </w:rPr>
+        <w:t xml:space="preserve">1</w:t>
+      </w:r>
+      <w:r>
+        <w:rPr>
+          <w:rStyle w:val="NormalTok"/>
+        </w:rPr>
+        <w:t xml:space="preserve">) {</w:t>
+      </w:r>
+      <w:r>
+        <w:br/>
+      </w:r>
+      <w:r>
+        <w:rPr>
+          <w:rStyle w:val="NormalTok"/>
+        </w:rPr>
+        <w:t xml:space="preserve">  obj </w:t>
+      </w:r>
+      <w:r>
+        <w:rPr>
+          <w:rStyle w:val="OtherTok"/>
+        </w:rPr>
+        <w:t xml:space="preserve">&lt;-</w:t>
+      </w:r>
+      <w:r>
+        <w:rPr>
+          <w:rStyle w:val="NormalTok"/>
+        </w:rPr>
+        <w:t xml:space="preserve"> </w:t>
       </w:r>
       <w:r>
         <w:rPr>
           <w:rStyle w:val="FunctionTok"/>
         </w:rPr>
-        <w:t xml:space="preserve">library</w:t>
-      </w:r>
-      <w:r>
-        <w:rPr>
-          <w:rStyle w:val="NormalTok"/>
-        </w:rPr>
-        <w:t xml:space="preserve">(daltoolbox)</w:t>
-      </w:r>
-      <w:r>
-        <w:br/>
+        <w:t xml:space="preserve">harbinger</w:t>
+      </w:r>
+      <w:r>
+        <w:rPr>
+          <w:rStyle w:val="NormalTok"/>
+        </w:rPr>
+        <w:t xml:space="preserve">()</w:t>
+      </w:r>
+      <w:r>
+        <w:br/>
+      </w:r>
+      <w:r>
+        <w:rPr>
+          <w:rStyle w:val="NormalTok"/>
+        </w:rPr>
+        <w:t xml:space="preserve">  obj</w:t>
+      </w:r>
+      <w:r>
+        <w:rPr>
+          <w:rStyle w:val="SpecialCharTok"/>
+        </w:rPr>
+        <w:t xml:space="preserve">$</w:t>
+      </w:r>
+      <w:r>
+        <w:rPr>
+          <w:rStyle w:val="NormalTok"/>
+        </w:rPr>
+        <w:t xml:space="preserve">frequency </w:t>
+      </w:r>
+      <w:r>
+        <w:rPr>
+          <w:rStyle w:val="OtherTok"/>
+        </w:rPr>
+        <w:t xml:space="preserve">&lt;-</w:t>
+      </w:r>
+      <w:r>
+        <w:rPr>
+          <w:rStyle w:val="NormalTok"/>
+        </w:rPr>
+        <w:t xml:space="preserve"> frequency</w:t>
+      </w:r>
+      <w:r>
+        <w:br/>
+      </w:r>
+      <w:r>
+        <w:rPr>
+          <w:rStyle w:val="NormalTok"/>
+        </w:rPr>
+        <w:t xml:space="preserve">  </w:t>
       </w:r>
       <w:r>
         <w:rPr>
           <w:rStyle w:val="FunctionTok"/>
         </w:rPr>
-        <w:t xml:space="preserve">library</w:t>
-      </w:r>
-      <w:r>
-        <w:rPr>
-          <w:rStyle w:val="NormalTok"/>
-        </w:rPr>
-        <w:t xml:space="preserve">(harbinger)</w:t>
+        <w:t xml:space="preserve">class</w:t>
+      </w:r>
+      <w:r>
+        <w:rPr>
+          <w:rStyle w:val="NormalTok"/>
+        </w:rPr>
+        <w:t xml:space="preserve">(obj) </w:t>
+      </w:r>
+      <w:r>
+        <w:rPr>
+          <w:rStyle w:val="OtherTok"/>
+        </w:rPr>
+        <w:t xml:space="preserve">&lt;-</w:t>
+      </w:r>
+      <w:r>
+        <w:rPr>
+          <w:rStyle w:val="NormalTok"/>
+        </w:rPr>
+        <w:t xml:space="preserve"> </w:t>
+      </w:r>
+      <w:r>
+        <w:rPr>
+          <w:rStyle w:val="FunctionTok"/>
+        </w:rPr>
+        <w:t xml:space="preserve">append</w:t>
+      </w:r>
+      <w:r>
+        <w:rPr>
+          <w:rStyle w:val="NormalTok"/>
+        </w:rPr>
+        <w:t xml:space="preserve">(</w:t>
+      </w:r>
+      <w:r>
+        <w:rPr>
+          <w:rStyle w:val="StringTok"/>
+        </w:rPr>
+        <w:t xml:space="preserve">"hanr_tsoutliers_custom"</w:t>
+      </w:r>
+      <w:r>
+        <w:rPr>
+          <w:rStyle w:val="NormalTok"/>
+        </w:rPr>
+        <w:t xml:space="preserve">, </w:t>
+      </w:r>
+      <w:r>
+        <w:rPr>
+          <w:rStyle w:val="FunctionTok"/>
+        </w:rPr>
+        <w:t xml:space="preserve">class</w:t>
+      </w:r>
+      <w:r>
+        <w:rPr>
+          <w:rStyle w:val="NormalTok"/>
+        </w:rPr>
+        <w:t xml:space="preserve">(obj))</w:t>
+      </w:r>
+      <w:r>
+        <w:br/>
+      </w:r>
+      <w:r>
+        <w:rPr>
+          <w:rStyle w:val="NormalTok"/>
+        </w:rPr>
+        <w:t xml:space="preserve">  obj</w:t>
+      </w:r>
+      <w:r>
+        <w:br/>
+      </w:r>
+      <w:r>
+        <w:rPr>
+          <w:rStyle w:val="NormalTok"/>
+        </w:rPr>
+        <w:t xml:space="preserve">}</w:t>
+      </w:r>
+      <w:r>
+        <w:br/>
+      </w:r>
+      <w:r>
+        <w:br/>
+      </w:r>
+      <w:r>
+        <w:rPr>
+          <w:rStyle w:val="NormalTok"/>
+        </w:rPr>
+        <w:t xml:space="preserve">detect.hanr_tsoutliers_custom </w:t>
+      </w:r>
+      <w:r>
+        <w:rPr>
+          <w:rStyle w:val="OtherTok"/>
+        </w:rPr>
+        <w:t xml:space="preserve">&lt;-</w:t>
+      </w:r>
+      <w:r>
+        <w:rPr>
+          <w:rStyle w:val="NormalTok"/>
+        </w:rPr>
+        <w:t xml:space="preserve"> </w:t>
+      </w:r>
+      <w:r>
+        <w:rPr>
+          <w:rStyle w:val="ControlFlowTok"/>
+        </w:rPr>
+        <w:t xml:space="preserve">function</w:t>
+      </w:r>
+      <w:r>
+        <w:rPr>
+          <w:rStyle w:val="NormalTok"/>
+        </w:rPr>
+        <w:t xml:space="preserve">(obj, serie, ...) {</w:t>
+      </w:r>
+      <w:r>
+        <w:br/>
+      </w:r>
+      <w:r>
+        <w:rPr>
+          <w:rStyle w:val="NormalTok"/>
+        </w:rPr>
+        <w:t xml:space="preserve">  obj </w:t>
+      </w:r>
+      <w:r>
+        <w:rPr>
+          <w:rStyle w:val="OtherTok"/>
+        </w:rPr>
+        <w:t xml:space="preserve">&lt;-</w:t>
+      </w:r>
+      <w:r>
+        <w:rPr>
+          <w:rStyle w:val="NormalTok"/>
+        </w:rPr>
+        <w:t xml:space="preserve"> obj</w:t>
+      </w:r>
+      <w:r>
+        <w:rPr>
+          <w:rStyle w:val="SpecialCharTok"/>
+        </w:rPr>
+        <w:t xml:space="preserve">$</w:t>
+      </w:r>
+      <w:r>
+        <w:rPr>
+          <w:rStyle w:val="FunctionTok"/>
+        </w:rPr>
+        <w:t xml:space="preserve">har_store_refs</w:t>
+      </w:r>
+      <w:r>
+        <w:rPr>
+          <w:rStyle w:val="NormalTok"/>
+        </w:rPr>
+        <w:t xml:space="preserve">(obj, serie)</w:t>
+      </w:r>
+      <w:r>
+        <w:br/>
+      </w:r>
+      <w:r>
+        <w:br/>
+      </w:r>
+      <w:r>
+        <w:rPr>
+          <w:rStyle w:val="NormalTok"/>
+        </w:rPr>
+        <w:t xml:space="preserve">  y_ts </w:t>
+      </w:r>
+      <w:r>
+        <w:rPr>
+          <w:rStyle w:val="OtherTok"/>
+        </w:rPr>
+        <w:t xml:space="preserve">&lt;-</w:t>
+      </w:r>
+      <w:r>
+        <w:rPr>
+          <w:rStyle w:val="NormalTok"/>
+        </w:rPr>
+        <w:t xml:space="preserve"> stats</w:t>
+      </w:r>
+      <w:r>
+        <w:rPr>
+          <w:rStyle w:val="SpecialCharTok"/>
+        </w:rPr>
+        <w:t xml:space="preserve">::</w:t>
+      </w:r>
+      <w:r>
+        <w:rPr>
+          <w:rStyle w:val="FunctionTok"/>
+        </w:rPr>
+        <w:t xml:space="preserve">ts</w:t>
+      </w:r>
+      <w:r>
+        <w:rPr>
+          <w:rStyle w:val="NormalTok"/>
+        </w:rPr>
+        <w:t xml:space="preserve">(obj</w:t>
+      </w:r>
+      <w:r>
+        <w:rPr>
+          <w:rStyle w:val="SpecialCharTok"/>
+        </w:rPr>
+        <w:t xml:space="preserve">$</w:t>
+      </w:r>
+      <w:r>
+        <w:rPr>
+          <w:rStyle w:val="NormalTok"/>
+        </w:rPr>
+        <w:t xml:space="preserve">serie, </w:t>
+      </w:r>
+      <w:r>
+        <w:rPr>
+          <w:rStyle w:val="AttributeTok"/>
+        </w:rPr>
+        <w:t xml:space="preserve">frequency =</w:t>
+      </w:r>
+      <w:r>
+        <w:rPr>
+          <w:rStyle w:val="NormalTok"/>
+        </w:rPr>
+        <w:t xml:space="preserve"> obj</w:t>
+      </w:r>
+      <w:r>
+        <w:rPr>
+          <w:rStyle w:val="SpecialCharTok"/>
+        </w:rPr>
+        <w:t xml:space="preserve">$</w:t>
+      </w:r>
+      <w:r>
+        <w:rPr>
+          <w:rStyle w:val="NormalTok"/>
+        </w:rPr>
+        <w:t xml:space="preserve">frequency)</w:t>
+      </w:r>
+      <w:r>
+        <w:br/>
+      </w:r>
+      <w:r>
+        <w:rPr>
+          <w:rStyle w:val="NormalTok"/>
+        </w:rPr>
+        <w:t xml:space="preserve">  out </w:t>
+      </w:r>
+      <w:r>
+        <w:rPr>
+          <w:rStyle w:val="OtherTok"/>
+        </w:rPr>
+        <w:t xml:space="preserve">&lt;-</w:t>
+      </w:r>
+      <w:r>
+        <w:rPr>
+          <w:rStyle w:val="NormalTok"/>
+        </w:rPr>
+        <w:t xml:space="preserve"> forecast</w:t>
+      </w:r>
+      <w:r>
+        <w:rPr>
+          <w:rStyle w:val="SpecialCharTok"/>
+        </w:rPr>
+        <w:t xml:space="preserve">::</w:t>
+      </w:r>
+      <w:r>
+        <w:rPr>
+          <w:rStyle w:val="FunctionTok"/>
+        </w:rPr>
+        <w:t xml:space="preserve">tsoutliers</w:t>
+      </w:r>
+      <w:r>
+        <w:rPr>
+          <w:rStyle w:val="NormalTok"/>
+        </w:rPr>
+        <w:t xml:space="preserve">(y_ts)</w:t>
+      </w:r>
+      <w:r>
+        <w:br/>
+      </w:r>
+      <w:r>
+        <w:br/>
+      </w:r>
+      <w:r>
+        <w:rPr>
+          <w:rStyle w:val="NormalTok"/>
+        </w:rPr>
+        <w:t xml:space="preserve">  anomalies </w:t>
+      </w:r>
+      <w:r>
+        <w:rPr>
+          <w:rStyle w:val="OtherTok"/>
+        </w:rPr>
+        <w:t xml:space="preserve">&lt;-</w:t>
+      </w:r>
+      <w:r>
+        <w:rPr>
+          <w:rStyle w:val="NormalTok"/>
+        </w:rPr>
+        <w:t xml:space="preserve"> </w:t>
+      </w:r>
+      <w:r>
+        <w:rPr>
+          <w:rStyle w:val="FunctionTok"/>
+        </w:rPr>
+        <w:t xml:space="preserve">rep</w:t>
+      </w:r>
+      <w:r>
+        <w:rPr>
+          <w:rStyle w:val="NormalTok"/>
+        </w:rPr>
+        <w:t xml:space="preserve">(</w:t>
+      </w:r>
+      <w:r>
+        <w:rPr>
+          <w:rStyle w:val="ConstantTok"/>
+        </w:rPr>
+        <w:t xml:space="preserve">FALSE</w:t>
+      </w:r>
+      <w:r>
+        <w:rPr>
+          <w:rStyle w:val="NormalTok"/>
+        </w:rPr>
+        <w:t xml:space="preserve">, </w:t>
+      </w:r>
+      <w:r>
+        <w:rPr>
+          <w:rStyle w:val="FunctionTok"/>
+        </w:rPr>
+        <w:t xml:space="preserve">length</w:t>
+      </w:r>
+      <w:r>
+        <w:rPr>
+          <w:rStyle w:val="NormalTok"/>
+        </w:rPr>
+        <w:t xml:space="preserve">(obj</w:t>
+      </w:r>
+      <w:r>
+        <w:rPr>
+          <w:rStyle w:val="SpecialCharTok"/>
+        </w:rPr>
+        <w:t xml:space="preserve">$</w:t>
+      </w:r>
+      <w:r>
+        <w:rPr>
+          <w:rStyle w:val="NormalTok"/>
+        </w:rPr>
+        <w:t xml:space="preserve">serie))</w:t>
+      </w:r>
+      <w:r>
+        <w:br/>
+      </w:r>
+      <w:r>
+        <w:rPr>
+          <w:rStyle w:val="NormalTok"/>
+        </w:rPr>
+        <w:t xml:space="preserve">  </w:t>
+      </w:r>
+      <w:r>
+        <w:rPr>
+          <w:rStyle w:val="ControlFlowTok"/>
+        </w:rPr>
+        <w:t xml:space="preserve">if</w:t>
+      </w:r>
+      <w:r>
+        <w:rPr>
+          <w:rStyle w:val="NormalTok"/>
+        </w:rPr>
+        <w:t xml:space="preserve"> (</w:t>
+      </w:r>
+      <w:r>
+        <w:rPr>
+          <w:rStyle w:val="SpecialCharTok"/>
+        </w:rPr>
+        <w:t xml:space="preserve">!</w:t>
+      </w:r>
+      <w:r>
+        <w:rPr>
+          <w:rStyle w:val="FunctionTok"/>
+        </w:rPr>
+        <w:t xml:space="preserve">is.null</w:t>
+      </w:r>
+      <w:r>
+        <w:rPr>
+          <w:rStyle w:val="NormalTok"/>
+        </w:rPr>
+        <w:t xml:space="preserve">(out</w:t>
+      </w:r>
+      <w:r>
+        <w:rPr>
+          <w:rStyle w:val="SpecialCharTok"/>
+        </w:rPr>
+        <w:t xml:space="preserve">$</w:t>
+      </w:r>
+      <w:r>
+        <w:rPr>
+          <w:rStyle w:val="NormalTok"/>
+        </w:rPr>
+        <w:t xml:space="preserve">index) </w:t>
+      </w:r>
+      <w:r>
+        <w:rPr>
+          <w:rStyle w:val="SpecialCharTok"/>
+        </w:rPr>
+        <w:t xml:space="preserve">&amp;&amp;</w:t>
+      </w:r>
+      <w:r>
+        <w:rPr>
+          <w:rStyle w:val="NormalTok"/>
+        </w:rPr>
+        <w:t xml:space="preserve"> </w:t>
+      </w:r>
+      <w:r>
+        <w:rPr>
+          <w:rStyle w:val="FunctionTok"/>
+        </w:rPr>
+        <w:t xml:space="preserve">length</w:t>
+      </w:r>
+      <w:r>
+        <w:rPr>
+          <w:rStyle w:val="NormalTok"/>
+        </w:rPr>
+        <w:t xml:space="preserve">(out</w:t>
+      </w:r>
+      <w:r>
+        <w:rPr>
+          <w:rStyle w:val="SpecialCharTok"/>
+        </w:rPr>
+        <w:t xml:space="preserve">$</w:t>
+      </w:r>
+      <w:r>
+        <w:rPr>
+          <w:rStyle w:val="NormalTok"/>
+        </w:rPr>
+        <w:t xml:space="preserve">index) </w:t>
+      </w:r>
+      <w:r>
+        <w:rPr>
+          <w:rStyle w:val="SpecialCharTok"/>
+        </w:rPr>
+        <w:t xml:space="preserve">&gt;</w:t>
+      </w:r>
+      <w:r>
+        <w:rPr>
+          <w:rStyle w:val="NormalTok"/>
+        </w:rPr>
+        <w:t xml:space="preserve"> </w:t>
+      </w:r>
+      <w:r>
+        <w:rPr>
+          <w:rStyle w:val="DecValTok"/>
+        </w:rPr>
+        <w:t xml:space="preserve">0</w:t>
+      </w:r>
+      <w:r>
+        <w:rPr>
+          <w:rStyle w:val="NormalTok"/>
+        </w:rPr>
+        <w:t xml:space="preserve">) {</w:t>
+      </w:r>
+      <w:r>
+        <w:br/>
+      </w:r>
+      <w:r>
+        <w:rPr>
+          <w:rStyle w:val="NormalTok"/>
+        </w:rPr>
+        <w:t xml:space="preserve">    anomalies[</w:t>
+      </w:r>
+      <w:r>
+        <w:rPr>
+          <w:rStyle w:val="FunctionTok"/>
+        </w:rPr>
+        <w:t xml:space="preserve">unique</w:t>
+      </w:r>
+      <w:r>
+        <w:rPr>
+          <w:rStyle w:val="NormalTok"/>
+        </w:rPr>
+        <w:t xml:space="preserve">(out</w:t>
+      </w:r>
+      <w:r>
+        <w:rPr>
+          <w:rStyle w:val="SpecialCharTok"/>
+        </w:rPr>
+        <w:t xml:space="preserve">$</w:t>
+      </w:r>
+      <w:r>
+        <w:rPr>
+          <w:rStyle w:val="NormalTok"/>
+        </w:rPr>
+        <w:t xml:space="preserve">index)] </w:t>
+      </w:r>
+      <w:r>
+        <w:rPr>
+          <w:rStyle w:val="OtherTok"/>
+        </w:rPr>
+        <w:t xml:space="preserve">&lt;-</w:t>
+      </w:r>
+      <w:r>
+        <w:rPr>
+          <w:rStyle w:val="NormalTok"/>
+        </w:rPr>
+        <w:t xml:space="preserve"> </w:t>
+      </w:r>
+      <w:r>
+        <w:rPr>
+          <w:rStyle w:val="ConstantTok"/>
+        </w:rPr>
+        <w:t xml:space="preserve">TRUE</w:t>
+      </w:r>
+      <w:r>
+        <w:br/>
+      </w:r>
+      <w:r>
+        <w:rPr>
+          <w:rStyle w:val="NormalTok"/>
+        </w:rPr>
+        <w:t xml:space="preserve">  }</w:t>
+      </w:r>
+      <w:r>
+        <w:br/>
+      </w:r>
+      <w:r>
+        <w:br/>
+      </w:r>
+      <w:r>
+        <w:rPr>
+          <w:rStyle w:val="NormalTok"/>
+        </w:rPr>
+        <w:t xml:space="preserve">  obj</w:t>
+      </w:r>
+      <w:r>
+        <w:rPr>
+          <w:rStyle w:val="SpecialCharTok"/>
+        </w:rPr>
+        <w:t xml:space="preserve">$</w:t>
+      </w:r>
+      <w:r>
+        <w:rPr>
+          <w:rStyle w:val="FunctionTok"/>
+        </w:rPr>
+        <w:t xml:space="preserve">har_restore_refs</w:t>
+      </w:r>
+      <w:r>
+        <w:rPr>
+          <w:rStyle w:val="NormalTok"/>
+        </w:rPr>
+        <w:t xml:space="preserve">(obj, </w:t>
+      </w:r>
+      <w:r>
+        <w:rPr>
+          <w:rStyle w:val="AttributeTok"/>
+        </w:rPr>
+        <w:t xml:space="preserve">anomalies =</w:t>
+      </w:r>
+      <w:r>
+        <w:rPr>
+          <w:rStyle w:val="NormalTok"/>
+        </w:rPr>
+        <w:t xml:space="preserve"> anomalies)</w:t>
+      </w:r>
+      <w:r>
+        <w:br/>
+      </w:r>
+      <w:r>
+        <w:rPr>
+          <w:rStyle w:val="NormalTok"/>
+        </w:rPr>
+        <w:t xml:space="preserve">}</w:t>
+      </w:r>
+    </w:p>
+    <w:p>
+      <w:pPr>
+        <w:pStyle w:val="FirstParagraph"/>
+      </w:pPr>
+      <w:r>
+        <w:t xml:space="preserve">We now use the custom detector exactly as we would use any other anomaly detector in the package.</w:t>
       </w:r>
     </w:p>
     <w:bookmarkEnd w:id="24"/>
-    <w:bookmarkStart w:id="25" w:name="define-the-support-structures"/>
+    <w:bookmarkStart w:id="25" w:name="run-the-core-analysis"/>
     <w:p>
       <w:pPr>
         <w:pStyle w:val="Heading3"/>
       </w:pPr>
       <w:r>
-        <w:t xml:space="preserve">Define the Support Structures</w:t>
+        <w:t xml:space="preserve">Run the Core Analysis</w:t>
       </w:r>
     </w:p>
     <w:p>
@@ -291,7 +1044,19 @@
         <w:pStyle w:val="FirstParagraph"/>
       </w:pPr>
       <w:r>
-        <w:t xml:space="preserve">Before applying the workflow itself, we define the helper functions or custom objects that make the example possible. This is one of the most important didactic moments in extension-oriented notebooks because it shows the contract that Harbinger expects and where the reader can adapt the behavior later.</w:t>
+        <w:t xml:space="preserve">This is the moment where the notebook tests its central assumption on actual data. After applying</w:t>
+      </w:r>
+      <w:r>
+        <w:t xml:space="preserve"> </w:t>
+      </w:r>
+      <w:r>
+        <w:rPr>
+          <w:rStyle w:val="VerbatimChar"/>
+        </w:rPr>
+        <w:t xml:space="preserve">forecast::tsoutliers()</w:t>
+      </w:r>
+      <w:r>
+        <w:t xml:space="preserve">, the important question is whether the resulting anomaly flags really correspond to the pattern implied by the method description above, rather than to arbitrary numerical variation.</w:t>
       </w:r>
     </w:p>
     <w:p>
@@ -300,9 +1065,24 @@
       </w:pPr>
       <w:r>
         <w:rPr>
-          <w:rStyle w:val="NormalTok"/>
-        </w:rPr>
-        <w:t xml:space="preserve">hanr_tsoutliers_custom </w:t>
+          <w:rStyle w:val="FunctionTok"/>
+        </w:rPr>
+        <w:t xml:space="preserve">data</w:t>
+      </w:r>
+      <w:r>
+        <w:rPr>
+          <w:rStyle w:val="NormalTok"/>
+        </w:rPr>
+        <w:t xml:space="preserve">(examples_anomalies)</w:t>
+      </w:r>
+      <w:r>
+        <w:br/>
+      </w:r>
+      <w:r>
+        <w:rPr>
+          <w:rStyle w:val="NormalTok"/>
+        </w:rPr>
+        <w:t xml:space="preserve">dataset </w:t>
       </w:r>
       <w:r>
         <w:rPr>
@@ -314,25 +1094,70 @@
         <w:rPr>
           <w:rStyle w:val="NormalTok"/>
         </w:rPr>
+        <w:t xml:space="preserve"> examples_anomalies</w:t>
+      </w:r>
+      <w:r>
+        <w:rPr>
+          <w:rStyle w:val="SpecialCharTok"/>
+        </w:rPr>
+        <w:t xml:space="preserve">$</w:t>
+      </w:r>
+      <w:r>
+        <w:rPr>
+          <w:rStyle w:val="NormalTok"/>
+        </w:rPr>
+        <w:t xml:space="preserve">simple</w:t>
+      </w:r>
+      <w:r>
+        <w:br/>
+      </w:r>
+      <w:r>
+        <w:br/>
+      </w:r>
+      <w:r>
+        <w:rPr>
+          <w:rStyle w:val="NormalTok"/>
+        </w:rPr>
+        <w:t xml:space="preserve">model </w:t>
+      </w:r>
+      <w:r>
+        <w:rPr>
+          <w:rStyle w:val="OtherTok"/>
+        </w:rPr>
+        <w:t xml:space="preserve">&lt;-</w:t>
+      </w:r>
+      <w:r>
+        <w:rPr>
+          <w:rStyle w:val="NormalTok"/>
+        </w:rPr>
         <w:t xml:space="preserve"> </w:t>
       </w:r>
       <w:r>
         <w:rPr>
-          <w:rStyle w:val="ControlFlowTok"/>
-        </w:rPr>
-        <w:t xml:space="preserve">function</w:t>
-      </w:r>
-      <w:r>
-        <w:rPr>
-          <w:rStyle w:val="NormalTok"/>
-        </w:rPr>
-        <w:t xml:space="preserve">(</w:t>
-      </w:r>
-      <w:r>
-        <w:rPr>
-          <w:rStyle w:val="AttributeTok"/>
-        </w:rPr>
-        <w:t xml:space="preserve">frequency =</w:t>
+          <w:rStyle w:val="FunctionTok"/>
+        </w:rPr>
+        <w:t xml:space="preserve">hanr_tsoutliers_custom</w:t>
+      </w:r>
+      <w:r>
+        <w:rPr>
+          <w:rStyle w:val="NormalTok"/>
+        </w:rPr>
+        <w:t xml:space="preserve">()</w:t>
+      </w:r>
+      <w:r>
+        <w:br/>
+      </w:r>
+      <w:r>
+        <w:rPr>
+          <w:rStyle w:val="NormalTok"/>
+        </w:rPr>
+        <w:t xml:space="preserve">detection </w:t>
+      </w:r>
+      <w:r>
+        <w:rPr>
+          <w:rStyle w:val="OtherTok"/>
+        </w:rPr>
+        <w:t xml:space="preserve">&lt;-</w:t>
       </w:r>
       <w:r>
         <w:rPr>
@@ -342,24 +1167,71 @@
       </w:r>
       <w:r>
         <w:rPr>
-          <w:rStyle w:val="DecValTok"/>
-        </w:rPr>
-        <w:t xml:space="preserve">1</w:t>
-      </w:r>
-      <w:r>
-        <w:rPr>
-          <w:rStyle w:val="NormalTok"/>
-        </w:rPr>
-        <w:t xml:space="preserve">) {</w:t>
-      </w:r>
-      <w:r>
-        <w:br/>
-      </w:r>
-      <w:r>
-        <w:rPr>
-          <w:rStyle w:val="NormalTok"/>
-        </w:rPr>
-        <w:t xml:space="preserve">  obj </w:t>
+          <w:rStyle w:val="FunctionTok"/>
+        </w:rPr>
+        <w:t xml:space="preserve">detect</w:t>
+      </w:r>
+      <w:r>
+        <w:rPr>
+          <w:rStyle w:val="NormalTok"/>
+        </w:rPr>
+        <w:t xml:space="preserve">(model, dataset</w:t>
+      </w:r>
+      <w:r>
+        <w:rPr>
+          <w:rStyle w:val="SpecialCharTok"/>
+        </w:rPr>
+        <w:t xml:space="preserve">$</w:t>
+      </w:r>
+      <w:r>
+        <w:rPr>
+          <w:rStyle w:val="NormalTok"/>
+        </w:rPr>
+        <w:t xml:space="preserve">serie)</w:t>
+      </w:r>
+    </w:p>
+    <w:bookmarkEnd w:id="25"/>
+    <w:bookmarkStart w:id="26" w:name="evaluate-what-was-found"/>
+    <w:p>
+      <w:pPr>
+        <w:pStyle w:val="Heading3"/>
+      </w:pPr>
+      <w:r>
+        <w:t xml:space="preserve">Evaluate What Was Found</w:t>
+      </w:r>
+    </w:p>
+    <w:p>
+      <w:pPr>
+        <w:pStyle w:val="FirstParagraph"/>
+      </w:pPr>
+      <w:r>
+        <w:t xml:space="preserve">The evaluation asks whether the anomaly flags produced by</w:t>
+      </w:r>
+      <w:r>
+        <w:t xml:space="preserve"> </w:t>
+      </w:r>
+      <w:r>
+        <w:rPr>
+          <w:rStyle w:val="VerbatimChar"/>
+        </w:rPr>
+        <w:t xml:space="preserve">forecast::tsoutliers()</w:t>
+      </w:r>
+      <w:r>
+        <w:t xml:space="preserve"> </w:t>
+      </w:r>
+      <w:r>
+        <w:t xml:space="preserve">match the labeled structure on this dataset. Read the scores as evidence about the method’s assumptions in practice, not as detached summary numbers.</w:t>
+      </w:r>
+    </w:p>
+    <w:p>
+      <w:pPr>
+        <w:pStyle w:val="SourceCode"/>
+      </w:pPr>
+      <w:r>
+        <w:rPr>
+          <w:rStyle w:val="NormalTok"/>
+        </w:rPr>
+        <w:t xml:space="preserve">evaluation </w:t>
       </w:r>
       <w:r>
         <w:rPr>
@@ -377,22 +1249,13 @@
         <w:rPr>
           <w:rStyle w:val="FunctionTok"/>
         </w:rPr>
-        <w:t xml:space="preserve">harbinger</w:t>
-      </w:r>
-      <w:r>
-        <w:rPr>
-          <w:rStyle w:val="NormalTok"/>
-        </w:rPr>
-        <w:t xml:space="preserve">()</w:t>
-      </w:r>
-      <w:r>
-        <w:br/>
-      </w:r>
-      <w:r>
-        <w:rPr>
-          <w:rStyle w:val="NormalTok"/>
-        </w:rPr>
-        <w:t xml:space="preserve">  obj</w:t>
+        <w:t xml:space="preserve">evaluate</w:t>
+      </w:r>
+      <w:r>
+        <w:rPr>
+          <w:rStyle w:val="NormalTok"/>
+        </w:rPr>
+        <w:t xml:space="preserve">(model, detection</w:t>
       </w:r>
       <w:r>
         <w:rPr>
@@ -404,163 +1267,7 @@
         <w:rPr>
           <w:rStyle w:val="NormalTok"/>
         </w:rPr>
-        <w:t xml:space="preserve">frequency </w:t>
-      </w:r>
-      <w:r>
-        <w:rPr>
-          <w:rStyle w:val="OtherTok"/>
-        </w:rPr>
-        <w:t xml:space="preserve">&lt;-</w:t>
-      </w:r>
-      <w:r>
-        <w:rPr>
-          <w:rStyle w:val="NormalTok"/>
-        </w:rPr>
-        <w:t xml:space="preserve"> frequency</w:t>
-      </w:r>
-      <w:r>
-        <w:br/>
-      </w:r>
-      <w:r>
-        <w:rPr>
-          <w:rStyle w:val="NormalTok"/>
-        </w:rPr>
-        <w:t xml:space="preserve">  </w:t>
-      </w:r>
-      <w:r>
-        <w:rPr>
-          <w:rStyle w:val="FunctionTok"/>
-        </w:rPr>
-        <w:t xml:space="preserve">class</w:t>
-      </w:r>
-      <w:r>
-        <w:rPr>
-          <w:rStyle w:val="NormalTok"/>
-        </w:rPr>
-        <w:t xml:space="preserve">(obj) </w:t>
-      </w:r>
-      <w:r>
-        <w:rPr>
-          <w:rStyle w:val="OtherTok"/>
-        </w:rPr>
-        <w:t xml:space="preserve">&lt;-</w:t>
-      </w:r>
-      <w:r>
-        <w:rPr>
-          <w:rStyle w:val="NormalTok"/>
-        </w:rPr>
-        <w:t xml:space="preserve"> </w:t>
-      </w:r>
-      <w:r>
-        <w:rPr>
-          <w:rStyle w:val="FunctionTok"/>
-        </w:rPr>
-        <w:t xml:space="preserve">append</w:t>
-      </w:r>
-      <w:r>
-        <w:rPr>
-          <w:rStyle w:val="NormalTok"/>
-        </w:rPr>
-        <w:t xml:space="preserve">(</w:t>
-      </w:r>
-      <w:r>
-        <w:rPr>
-          <w:rStyle w:val="StringTok"/>
-        </w:rPr>
-        <w:t xml:space="preserve">"hanr_tsoutliers_custom"</w:t>
-      </w:r>
-      <w:r>
-        <w:rPr>
-          <w:rStyle w:val="NormalTok"/>
-        </w:rPr>
-        <w:t xml:space="preserve">, </w:t>
-      </w:r>
-      <w:r>
-        <w:rPr>
-          <w:rStyle w:val="FunctionTok"/>
-        </w:rPr>
-        <w:t xml:space="preserve">class</w:t>
-      </w:r>
-      <w:r>
-        <w:rPr>
-          <w:rStyle w:val="NormalTok"/>
-        </w:rPr>
-        <w:t xml:space="preserve">(obj))</w:t>
-      </w:r>
-      <w:r>
-        <w:br/>
-      </w:r>
-      <w:r>
-        <w:rPr>
-          <w:rStyle w:val="NormalTok"/>
-        </w:rPr>
-        <w:t xml:space="preserve">  obj</w:t>
-      </w:r>
-      <w:r>
-        <w:br/>
-      </w:r>
-      <w:r>
-        <w:rPr>
-          <w:rStyle w:val="NormalTok"/>
-        </w:rPr>
-        <w:t xml:space="preserve">}</w:t>
-      </w:r>
-      <w:r>
-        <w:br/>
-      </w:r>
-      <w:r>
-        <w:br/>
-      </w:r>
-      <w:r>
-        <w:rPr>
-          <w:rStyle w:val="NormalTok"/>
-        </w:rPr>
-        <w:t xml:space="preserve">detect.hanr_tsoutliers_custom </w:t>
-      </w:r>
-      <w:r>
-        <w:rPr>
-          <w:rStyle w:val="OtherTok"/>
-        </w:rPr>
-        <w:t xml:space="preserve">&lt;-</w:t>
-      </w:r>
-      <w:r>
-        <w:rPr>
-          <w:rStyle w:val="NormalTok"/>
-        </w:rPr>
-        <w:t xml:space="preserve"> </w:t>
-      </w:r>
-      <w:r>
-        <w:rPr>
-          <w:rStyle w:val="ControlFlowTok"/>
-        </w:rPr>
-        <w:t xml:space="preserve">function</w:t>
-      </w:r>
-      <w:r>
-        <w:rPr>
-          <w:rStyle w:val="NormalTok"/>
-        </w:rPr>
-        <w:t xml:space="preserve">(obj, serie, ...) {</w:t>
-      </w:r>
-      <w:r>
-        <w:br/>
-      </w:r>
-      <w:r>
-        <w:rPr>
-          <w:rStyle w:val="NormalTok"/>
-        </w:rPr>
-        <w:t xml:space="preserve">  obj </w:t>
-      </w:r>
-      <w:r>
-        <w:rPr>
-          <w:rStyle w:val="OtherTok"/>
-        </w:rPr>
-        <w:t xml:space="preserve">&lt;-</w:t>
-      </w:r>
-      <w:r>
-        <w:rPr>
-          <w:rStyle w:val="NormalTok"/>
-        </w:rPr>
-        <w:t xml:space="preserve"> obj</w:t>
+        <w:t xml:space="preserve">event, dataset</w:t>
       </w:r>
       <w:r>
         <w:rPr>
@@ -570,426 +1277,78 @@
       </w:r>
       <w:r>
         <w:rPr>
-          <w:rStyle w:val="FunctionTok"/>
-        </w:rPr>
-        <w:t xml:space="preserve">har_store_refs</w:t>
-      </w:r>
-      <w:r>
-        <w:rPr>
-          <w:rStyle w:val="NormalTok"/>
-        </w:rPr>
-        <w:t xml:space="preserve">(obj, serie)</w:t>
-      </w:r>
-      <w:r>
-        <w:br/>
-      </w:r>
-      <w:r>
-        <w:br/>
-      </w:r>
-      <w:r>
-        <w:rPr>
-          <w:rStyle w:val="NormalTok"/>
-        </w:rPr>
-        <w:t xml:space="preserve">  y_ts </w:t>
-      </w:r>
-      <w:r>
-        <w:rPr>
-          <w:rStyle w:val="OtherTok"/>
-        </w:rPr>
-        <w:t xml:space="preserve">&lt;-</w:t>
-      </w:r>
-      <w:r>
-        <w:rPr>
-          <w:rStyle w:val="NormalTok"/>
-        </w:rPr>
-        <w:t xml:space="preserve"> stats</w:t>
+          <w:rStyle w:val="NormalTok"/>
+        </w:rPr>
+        <w:t xml:space="preserve">event)</w:t>
+      </w:r>
+      <w:r>
+        <w:br/>
+      </w:r>
+      <w:r>
+        <w:rPr>
+          <w:rStyle w:val="NormalTok"/>
+        </w:rPr>
+        <w:t xml:space="preserve">evaluation</w:t>
       </w:r>
       <w:r>
         <w:rPr>
           <w:rStyle w:val="SpecialCharTok"/>
         </w:rPr>
-        <w:t xml:space="preserve">::</w:t>
-      </w:r>
-      <w:r>
-        <w:rPr>
-          <w:rStyle w:val="FunctionTok"/>
-        </w:rPr>
-        <w:t xml:space="preserve">ts</w:t>
-      </w:r>
-      <w:r>
-        <w:rPr>
-          <w:rStyle w:val="NormalTok"/>
-        </w:rPr>
-        <w:t xml:space="preserve">(obj</w:t>
-      </w:r>
-      <w:r>
-        <w:rPr>
-          <w:rStyle w:val="SpecialCharTok"/>
-        </w:rPr>
         <w:t xml:space="preserve">$</w:t>
       </w:r>
       <w:r>
         <w:rPr>
           <w:rStyle w:val="NormalTok"/>
         </w:rPr>
-        <w:t xml:space="preserve">serie, </w:t>
-      </w:r>
-      <w:r>
-        <w:rPr>
-          <w:rStyle w:val="AttributeTok"/>
-        </w:rPr>
-        <w:t xml:space="preserve">frequency =</w:t>
-      </w:r>
-      <w:r>
-        <w:rPr>
-          <w:rStyle w:val="NormalTok"/>
-        </w:rPr>
-        <w:t xml:space="preserve"> obj</w:t>
-      </w:r>
-      <w:r>
-        <w:rPr>
-          <w:rStyle w:val="SpecialCharTok"/>
-        </w:rPr>
-        <w:t xml:space="preserve">$</w:t>
-      </w:r>
-      <w:r>
-        <w:rPr>
-          <w:rStyle w:val="NormalTok"/>
-        </w:rPr>
-        <w:t xml:space="preserve">frequency)</w:t>
-      </w:r>
-      <w:r>
-        <w:br/>
-      </w:r>
-      <w:r>
-        <w:rPr>
-          <w:rStyle w:val="NormalTok"/>
-        </w:rPr>
-        <w:t xml:space="preserve">  out </w:t>
-      </w:r>
-      <w:r>
-        <w:rPr>
-          <w:rStyle w:val="OtherTok"/>
-        </w:rPr>
-        <w:t xml:space="preserve">&lt;-</w:t>
-      </w:r>
-      <w:r>
-        <w:rPr>
-          <w:rStyle w:val="NormalTok"/>
-        </w:rPr>
-        <w:t xml:space="preserve"> forecast</w:t>
-      </w:r>
-      <w:r>
-        <w:rPr>
-          <w:rStyle w:val="SpecialCharTok"/>
-        </w:rPr>
-        <w:t xml:space="preserve">::</w:t>
-      </w:r>
-      <w:r>
-        <w:rPr>
-          <w:rStyle w:val="FunctionTok"/>
-        </w:rPr>
-        <w:t xml:space="preserve">tsoutliers</w:t>
-      </w:r>
-      <w:r>
-        <w:rPr>
-          <w:rStyle w:val="NormalTok"/>
-        </w:rPr>
-        <w:t xml:space="preserve">(y_ts)</w:t>
-      </w:r>
-      <w:r>
-        <w:br/>
-      </w:r>
-      <w:r>
-        <w:br/>
-      </w:r>
-      <w:r>
-        <w:rPr>
-          <w:rStyle w:val="NormalTok"/>
-        </w:rPr>
-        <w:t xml:space="preserve">  anomalies </w:t>
-      </w:r>
-      <w:r>
-        <w:rPr>
-          <w:rStyle w:val="OtherTok"/>
-        </w:rPr>
-        <w:t xml:space="preserve">&lt;-</w:t>
-      </w:r>
-      <w:r>
-        <w:rPr>
-          <w:rStyle w:val="NormalTok"/>
-        </w:rPr>
-        <w:t xml:space="preserve"> </w:t>
-      </w:r>
-      <w:r>
-        <w:rPr>
-          <w:rStyle w:val="FunctionTok"/>
-        </w:rPr>
-        <w:t xml:space="preserve">rep</w:t>
-      </w:r>
-      <w:r>
-        <w:rPr>
-          <w:rStyle w:val="NormalTok"/>
-        </w:rPr>
-        <w:t xml:space="preserve">(</w:t>
-      </w:r>
-      <w:r>
-        <w:rPr>
-          <w:rStyle w:val="ConstantTok"/>
-        </w:rPr>
-        <w:t xml:space="preserve">FALSE</w:t>
-      </w:r>
-      <w:r>
-        <w:rPr>
-          <w:rStyle w:val="NormalTok"/>
-        </w:rPr>
-        <w:t xml:space="preserve">, </w:t>
-      </w:r>
-      <w:r>
-        <w:rPr>
-          <w:rStyle w:val="FunctionTok"/>
-        </w:rPr>
-        <w:t xml:space="preserve">length</w:t>
-      </w:r>
-      <w:r>
-        <w:rPr>
-          <w:rStyle w:val="NormalTok"/>
-        </w:rPr>
-        <w:t xml:space="preserve">(obj</w:t>
-      </w:r>
-      <w:r>
-        <w:rPr>
-          <w:rStyle w:val="SpecialCharTok"/>
-        </w:rPr>
-        <w:t xml:space="preserve">$</w:t>
-      </w:r>
-      <w:r>
-        <w:rPr>
-          <w:rStyle w:val="NormalTok"/>
-        </w:rPr>
-        <w:t xml:space="preserve">serie))</w:t>
-      </w:r>
-      <w:r>
-        <w:br/>
-      </w:r>
-      <w:r>
-        <w:rPr>
-          <w:rStyle w:val="NormalTok"/>
-        </w:rPr>
-        <w:t xml:space="preserve">  </w:t>
-      </w:r>
-      <w:r>
-        <w:rPr>
-          <w:rStyle w:val="ControlFlowTok"/>
-        </w:rPr>
-        <w:t xml:space="preserve">if</w:t>
-      </w:r>
-      <w:r>
-        <w:rPr>
-          <w:rStyle w:val="NormalTok"/>
-        </w:rPr>
-        <w:t xml:space="preserve"> (</w:t>
-      </w:r>
-      <w:r>
-        <w:rPr>
-          <w:rStyle w:val="SpecialCharTok"/>
-        </w:rPr>
-        <w:t xml:space="preserve">!</w:t>
-      </w:r>
-      <w:r>
-        <w:rPr>
-          <w:rStyle w:val="FunctionTok"/>
-        </w:rPr>
-        <w:t xml:space="preserve">is.null</w:t>
-      </w:r>
-      <w:r>
-        <w:rPr>
-          <w:rStyle w:val="NormalTok"/>
-        </w:rPr>
-        <w:t xml:space="preserve">(out</w:t>
-      </w:r>
-      <w:r>
-        <w:rPr>
-          <w:rStyle w:val="SpecialCharTok"/>
-        </w:rPr>
-        <w:t xml:space="preserve">$</w:t>
-      </w:r>
-      <w:r>
-        <w:rPr>
-          <w:rStyle w:val="NormalTok"/>
-        </w:rPr>
-        <w:t xml:space="preserve">index) </w:t>
-      </w:r>
-      <w:r>
-        <w:rPr>
-          <w:rStyle w:val="SpecialCharTok"/>
-        </w:rPr>
-        <w:t xml:space="preserve">&amp;&amp;</w:t>
-      </w:r>
-      <w:r>
-        <w:rPr>
-          <w:rStyle w:val="NormalTok"/>
-        </w:rPr>
-        <w:t xml:space="preserve"> </w:t>
-      </w:r>
-      <w:r>
-        <w:rPr>
-          <w:rStyle w:val="FunctionTok"/>
-        </w:rPr>
-        <w:t xml:space="preserve">length</w:t>
-      </w:r>
-      <w:r>
-        <w:rPr>
-          <w:rStyle w:val="NormalTok"/>
-        </w:rPr>
-        <w:t xml:space="preserve">(out</w:t>
-      </w:r>
-      <w:r>
-        <w:rPr>
-          <w:rStyle w:val="SpecialCharTok"/>
-        </w:rPr>
-        <w:t xml:space="preserve">$</w:t>
-      </w:r>
-      <w:r>
-        <w:rPr>
-          <w:rStyle w:val="NormalTok"/>
-        </w:rPr>
-        <w:t xml:space="preserve">index) </w:t>
-      </w:r>
-      <w:r>
-        <w:rPr>
-          <w:rStyle w:val="SpecialCharTok"/>
-        </w:rPr>
-        <w:t xml:space="preserve">&gt;</w:t>
-      </w:r>
-      <w:r>
-        <w:rPr>
-          <w:rStyle w:val="NormalTok"/>
-        </w:rPr>
-        <w:t xml:space="preserve"> </w:t>
-      </w:r>
-      <w:r>
-        <w:rPr>
-          <w:rStyle w:val="DecValTok"/>
-        </w:rPr>
-        <w:t xml:space="preserve">0</w:t>
-      </w:r>
-      <w:r>
-        <w:rPr>
-          <w:rStyle w:val="NormalTok"/>
-        </w:rPr>
-        <w:t xml:space="preserve">) {</w:t>
-      </w:r>
-      <w:r>
-        <w:br/>
-      </w:r>
-      <w:r>
-        <w:rPr>
-          <w:rStyle w:val="NormalTok"/>
-        </w:rPr>
-        <w:t xml:space="preserve">    anomalies[</w:t>
-      </w:r>
-      <w:r>
-        <w:rPr>
-          <w:rStyle w:val="FunctionTok"/>
-        </w:rPr>
-        <w:t xml:space="preserve">unique</w:t>
-      </w:r>
-      <w:r>
-        <w:rPr>
-          <w:rStyle w:val="NormalTok"/>
-        </w:rPr>
-        <w:t xml:space="preserve">(out</w:t>
-      </w:r>
-      <w:r>
-        <w:rPr>
-          <w:rStyle w:val="SpecialCharTok"/>
-        </w:rPr>
-        <w:t xml:space="preserve">$</w:t>
-      </w:r>
-      <w:r>
-        <w:rPr>
-          <w:rStyle w:val="NormalTok"/>
-        </w:rPr>
-        <w:t xml:space="preserve">index)] </w:t>
-      </w:r>
-      <w:r>
-        <w:rPr>
-          <w:rStyle w:val="OtherTok"/>
-        </w:rPr>
-        <w:t xml:space="preserve">&lt;-</w:t>
-      </w:r>
-      <w:r>
-        <w:rPr>
-          <w:rStyle w:val="NormalTok"/>
-        </w:rPr>
-        <w:t xml:space="preserve"> </w:t>
-      </w:r>
-      <w:r>
-        <w:rPr>
-          <w:rStyle w:val="ConstantTok"/>
-        </w:rPr>
-        <w:t xml:space="preserve">TRUE</w:t>
-      </w:r>
-      <w:r>
-        <w:br/>
-      </w:r>
-      <w:r>
-        <w:rPr>
-          <w:rStyle w:val="NormalTok"/>
-        </w:rPr>
-        <w:t xml:space="preserve">  }</w:t>
-      </w:r>
-      <w:r>
-        <w:br/>
-      </w:r>
-      <w:r>
-        <w:br/>
-      </w:r>
-      <w:r>
-        <w:rPr>
-          <w:rStyle w:val="NormalTok"/>
-        </w:rPr>
-        <w:t xml:space="preserve">  obj</w:t>
-      </w:r>
-      <w:r>
-        <w:rPr>
-          <w:rStyle w:val="SpecialCharTok"/>
-        </w:rPr>
-        <w:t xml:space="preserve">$</w:t>
-      </w:r>
-      <w:r>
-        <w:rPr>
-          <w:rStyle w:val="FunctionTok"/>
-        </w:rPr>
-        <w:t xml:space="preserve">har_restore_refs</w:t>
-      </w:r>
-      <w:r>
-        <w:rPr>
-          <w:rStyle w:val="NormalTok"/>
-        </w:rPr>
-        <w:t xml:space="preserve">(obj, </w:t>
-      </w:r>
-      <w:r>
-        <w:rPr>
-          <w:rStyle w:val="AttributeTok"/>
-        </w:rPr>
-        <w:t xml:space="preserve">anomalies =</w:t>
-      </w:r>
-      <w:r>
-        <w:rPr>
-          <w:rStyle w:val="NormalTok"/>
-        </w:rPr>
-        <w:t xml:space="preserve"> anomalies)</w:t>
-      </w:r>
-      <w:r>
-        <w:br/>
-      </w:r>
-      <w:r>
-        <w:rPr>
-          <w:rStyle w:val="NormalTok"/>
-        </w:rPr>
-        <w:t xml:space="preserve">}</w:t>
+        <w:t xml:space="preserve">confMatrix</w:t>
+      </w:r>
+    </w:p>
+    <w:p>
+      <w:pPr>
+        <w:pStyle w:val="SourceCode"/>
+      </w:pPr>
+      <w:r>
+        <w:rPr>
+          <w:rStyle w:val="VerbatimChar"/>
+        </w:rPr>
+        <w:t xml:space="preserve">##           event      </w:t>
+      </w:r>
+      <w:r>
+        <w:br/>
+      </w:r>
+      <w:r>
+        <w:rPr>
+          <w:rStyle w:val="VerbatimChar"/>
+        </w:rPr>
+        <w:t xml:space="preserve">## detection TRUE  FALSE</w:t>
+      </w:r>
+      <w:r>
+        <w:br/>
+      </w:r>
+      <w:r>
+        <w:rPr>
+          <w:rStyle w:val="VerbatimChar"/>
+        </w:rPr>
+        <w:t xml:space="preserve">## TRUE      0     0    </w:t>
+      </w:r>
+      <w:r>
+        <w:br/>
+      </w:r>
+      <w:r>
+        <w:rPr>
+          <w:rStyle w:val="VerbatimChar"/>
+        </w:rPr>
+        <w:t xml:space="preserve">## FALSE     1     100</w:t>
+      </w:r>
+    </w:p>
+    <w:bookmarkEnd w:id="26"/>
+    <w:bookmarkStart w:id="30" w:name="interpret-the-result-visually"/>
+    <w:p>
+      <w:pPr>
+        <w:pStyle w:val="Heading3"/>
+      </w:pPr>
+      <w:r>
+        <w:t xml:space="preserve">Interpret the Result Visually</w:t>
       </w:r>
     </w:p>
     <w:p>
@@ -997,310 +1356,7 @@
         <w:pStyle w:val="FirstParagraph"/>
       </w:pPr>
       <w:r>
-        <w:t xml:space="preserve">We now use the custom detector exactly as we would use any other anomaly detector in the package.</w:t>
-      </w:r>
-    </w:p>
-    <w:bookmarkEnd w:id="25"/>
-    <w:bookmarkStart w:id="26" w:name="run-the-core-analysis"/>
-    <w:p>
-      <w:pPr>
-        <w:pStyle w:val="Heading3"/>
-      </w:pPr>
-      <w:r>
-        <w:t xml:space="preserve">Run the Core Analysis</w:t>
-      </w:r>
-    </w:p>
-    <w:p>
-      <w:pPr>
-        <w:pStyle w:val="FirstParagraph"/>
-      </w:pPr>
-      <w:r>
-        <w:t xml:space="preserve">With the environment and the method ready, we execute the central analytical step and inspect its immediate output. This is the point where the abstract idea described earlier becomes operational, so the reader should pay attention to what is produced and how Harbinger standardizes the result.</w:t>
-      </w:r>
-    </w:p>
-    <w:p>
-      <w:pPr>
-        <w:pStyle w:val="SourceCode"/>
-      </w:pPr>
-      <w:r>
-        <w:rPr>
-          <w:rStyle w:val="FunctionTok"/>
-        </w:rPr>
-        <w:t xml:space="preserve">data</w:t>
-      </w:r>
-      <w:r>
-        <w:rPr>
-          <w:rStyle w:val="NormalTok"/>
-        </w:rPr>
-        <w:t xml:space="preserve">(examples_anomalies)</w:t>
-      </w:r>
-      <w:r>
-        <w:br/>
-      </w:r>
-      <w:r>
-        <w:rPr>
-          <w:rStyle w:val="NormalTok"/>
-        </w:rPr>
-        <w:t xml:space="preserve">dataset </w:t>
-      </w:r>
-      <w:r>
-        <w:rPr>
-          <w:rStyle w:val="OtherTok"/>
-        </w:rPr>
-        <w:t xml:space="preserve">&lt;-</w:t>
-      </w:r>
-      <w:r>
-        <w:rPr>
-          <w:rStyle w:val="NormalTok"/>
-        </w:rPr>
-        <w:t xml:space="preserve"> examples_anomalies</w:t>
-      </w:r>
-      <w:r>
-        <w:rPr>
-          <w:rStyle w:val="SpecialCharTok"/>
-        </w:rPr>
-        <w:t xml:space="preserve">$</w:t>
-      </w:r>
-      <w:r>
-        <w:rPr>
-          <w:rStyle w:val="NormalTok"/>
-        </w:rPr>
-        <w:t xml:space="preserve">simple</w:t>
-      </w:r>
-      <w:r>
-        <w:br/>
-      </w:r>
-      <w:r>
-        <w:br/>
-      </w:r>
-      <w:r>
-        <w:rPr>
-          <w:rStyle w:val="NormalTok"/>
-        </w:rPr>
-        <w:t xml:space="preserve">model </w:t>
-      </w:r>
-      <w:r>
-        <w:rPr>
-          <w:rStyle w:val="OtherTok"/>
-        </w:rPr>
-        <w:t xml:space="preserve">&lt;-</w:t>
-      </w:r>
-      <w:r>
-        <w:rPr>
-          <w:rStyle w:val="NormalTok"/>
-        </w:rPr>
-        <w:t xml:space="preserve"> </w:t>
-      </w:r>
-      <w:r>
-        <w:rPr>
-          <w:rStyle w:val="FunctionTok"/>
-        </w:rPr>
-        <w:t xml:space="preserve">hanr_tsoutliers_custom</w:t>
-      </w:r>
-      <w:r>
-        <w:rPr>
-          <w:rStyle w:val="NormalTok"/>
-        </w:rPr>
-        <w:t xml:space="preserve">()</w:t>
-      </w:r>
-      <w:r>
-        <w:br/>
-      </w:r>
-      <w:r>
-        <w:rPr>
-          <w:rStyle w:val="NormalTok"/>
-        </w:rPr>
-        <w:t xml:space="preserve">detection </w:t>
-      </w:r>
-      <w:r>
-        <w:rPr>
-          <w:rStyle w:val="OtherTok"/>
-        </w:rPr>
-        <w:t xml:space="preserve">&lt;-</w:t>
-      </w:r>
-      <w:r>
-        <w:rPr>
-          <w:rStyle w:val="NormalTok"/>
-        </w:rPr>
-        <w:t xml:space="preserve"> </w:t>
-      </w:r>
-      <w:r>
-        <w:rPr>
-          <w:rStyle w:val="FunctionTok"/>
-        </w:rPr>
-        <w:t xml:space="preserve">detect</w:t>
-      </w:r>
-      <w:r>
-        <w:rPr>
-          <w:rStyle w:val="NormalTok"/>
-        </w:rPr>
-        <w:t xml:space="preserve">(model, dataset</w:t>
-      </w:r>
-      <w:r>
-        <w:rPr>
-          <w:rStyle w:val="SpecialCharTok"/>
-        </w:rPr>
-        <w:t xml:space="preserve">$</w:t>
-      </w:r>
-      <w:r>
-        <w:rPr>
-          <w:rStyle w:val="NormalTok"/>
-        </w:rPr>
-        <w:t xml:space="preserve">serie)</w:t>
-      </w:r>
-    </w:p>
-    <w:bookmarkEnd w:id="26"/>
-    <w:bookmarkStart w:id="27" w:name="evaluate-what-was-found"/>
-    <w:p>
-      <w:pPr>
-        <w:pStyle w:val="Heading3"/>
-      </w:pPr>
-      <w:r>
-        <w:t xml:space="preserve">Evaluate What Was Found</w:t>
-      </w:r>
-    </w:p>
-    <w:p>
-      <w:pPr>
-        <w:pStyle w:val="FirstParagraph"/>
-      </w:pPr>
-      <w:r>
-        <w:t xml:space="preserve">After producing detections or transformed outputs, we compare them with the reference labels whenever they are available. This stage matters because it connects the visual intuition of the method with an explicit measurement of quality, helping the learner understand not only whether the method runs, but how well it behaves.</w:t>
-      </w:r>
-    </w:p>
-    <w:p>
-      <w:pPr>
-        <w:pStyle w:val="SourceCode"/>
-      </w:pPr>
-      <w:r>
-        <w:rPr>
-          <w:rStyle w:val="NormalTok"/>
-        </w:rPr>
-        <w:t xml:space="preserve">evaluation </w:t>
-      </w:r>
-      <w:r>
-        <w:rPr>
-          <w:rStyle w:val="OtherTok"/>
-        </w:rPr>
-        <w:t xml:space="preserve">&lt;-</w:t>
-      </w:r>
-      <w:r>
-        <w:rPr>
-          <w:rStyle w:val="NormalTok"/>
-        </w:rPr>
-        <w:t xml:space="preserve"> </w:t>
-      </w:r>
-      <w:r>
-        <w:rPr>
-          <w:rStyle w:val="FunctionTok"/>
-        </w:rPr>
-        <w:t xml:space="preserve">evaluate</w:t>
-      </w:r>
-      <w:r>
-        <w:rPr>
-          <w:rStyle w:val="NormalTok"/>
-        </w:rPr>
-        <w:t xml:space="preserve">(model, detection</w:t>
-      </w:r>
-      <w:r>
-        <w:rPr>
-          <w:rStyle w:val="SpecialCharTok"/>
-        </w:rPr>
-        <w:t xml:space="preserve">$</w:t>
-      </w:r>
-      <w:r>
-        <w:rPr>
-          <w:rStyle w:val="NormalTok"/>
-        </w:rPr>
-        <w:t xml:space="preserve">event, dataset</w:t>
-      </w:r>
-      <w:r>
-        <w:rPr>
-          <w:rStyle w:val="SpecialCharTok"/>
-        </w:rPr>
-        <w:t xml:space="preserve">$</w:t>
-      </w:r>
-      <w:r>
-        <w:rPr>
-          <w:rStyle w:val="NormalTok"/>
-        </w:rPr>
-        <w:t xml:space="preserve">event)</w:t>
-      </w:r>
-      <w:r>
-        <w:br/>
-      </w:r>
-      <w:r>
-        <w:rPr>
-          <w:rStyle w:val="NormalTok"/>
-        </w:rPr>
-        <w:t xml:space="preserve">evaluation</w:t>
-      </w:r>
-      <w:r>
-        <w:rPr>
-          <w:rStyle w:val="SpecialCharTok"/>
-        </w:rPr>
-        <w:t xml:space="preserve">$</w:t>
-      </w:r>
-      <w:r>
-        <w:rPr>
-          <w:rStyle w:val="NormalTok"/>
-        </w:rPr>
-        <w:t xml:space="preserve">confMatrix</w:t>
-      </w:r>
-    </w:p>
-    <w:p>
-      <w:pPr>
-        <w:pStyle w:val="SourceCode"/>
-      </w:pPr>
-      <w:r>
-        <w:rPr>
-          <w:rStyle w:val="VerbatimChar"/>
-        </w:rPr>
-        <w:t xml:space="preserve">##           event      </w:t>
-      </w:r>
-      <w:r>
-        <w:br/>
-      </w:r>
-      <w:r>
-        <w:rPr>
-          <w:rStyle w:val="VerbatimChar"/>
-        </w:rPr>
-        <w:t xml:space="preserve">## detection TRUE  FALSE</w:t>
-      </w:r>
-      <w:r>
-        <w:br/>
-      </w:r>
-      <w:r>
-        <w:rPr>
-          <w:rStyle w:val="VerbatimChar"/>
-        </w:rPr>
-        <w:t xml:space="preserve">## TRUE      0     0    </w:t>
-      </w:r>
-      <w:r>
-        <w:br/>
-      </w:r>
-      <w:r>
-        <w:rPr>
-          <w:rStyle w:val="VerbatimChar"/>
-        </w:rPr>
-        <w:t xml:space="preserve">## FALSE     1     100</w:t>
-      </w:r>
-    </w:p>
-    <w:bookmarkEnd w:id="27"/>
-    <w:bookmarkStart w:id="31" w:name="interpret-the-result-visually"/>
-    <w:p>
-      <w:pPr>
-        <w:pStyle w:val="Heading3"/>
-      </w:pPr>
-      <w:r>
-        <w:t xml:space="preserve">Interpret the Result Visually</w:t>
-      </w:r>
-    </w:p>
-    <w:p>
-      <w:pPr>
-        <w:pStyle w:val="FirstParagraph"/>
-      </w:pPr>
-      <w:r>
-        <w:t xml:space="preserve">The final plots are not just illustrations. They help the reader connect the method’s internal output with the original series, making it easier to see why a point, range, motif, or symbolic pattern was emphasized and whether that emphasis is coherent with the stated objective of the example.</w:t>
+        <w:t xml:space="preserve">This visual check puts the model output back on top of the original signal. What matters now is whether the highlighted anomaly flags line up with the structure suggested by the method, which is the real semantic test of whether the example is teaching the right lesson.</w:t>
       </w:r>
     </w:p>
     <w:p>
@@ -1353,18 +1409,18 @@
           <wp:inline>
             <wp:extent cx="4620126" cy="3696101"/>
             <wp:effectExtent b="0" l="0" r="0" t="0"/>
-            <wp:docPr descr="" title="" id="29" name="Picture"/>
+            <wp:docPr descr="" title="" id="28" name="Picture"/>
             <a:graphic>
               <a:graphicData uri="http://schemas.openxmlformats.org/drawingml/2006/picture">
                 <pic:pic>
                   <pic:nvPicPr>
-                    <pic:cNvPr descr="/home/gpca/harbinger/examples/custom/doc/02-anomaly-custom_anomaly_files/figure-docx/unnamed-chunk-5-1.png" id="30" name="Picture"/>
+                    <pic:cNvPr descr="/home/gpca/harbinger/examples/custom/doc/02-anomaly-custom_anomaly_files/figure-docx/unnamed-chunk-5-1.png" id="29" name="Picture"/>
                     <pic:cNvPicPr>
                       <a:picLocks noChangeArrowheads="1" noChangeAspect="1"/>
                     </pic:cNvPicPr>
                   </pic:nvPicPr>
                   <pic:blipFill>
-                    <a:blip r:embed="rId28"/>
+                    <a:blip r:embed="rId27"/>
                     <a:stretch>
                       <a:fillRect/>
                     </a:stretch>
@@ -1399,9 +1455,9 @@
         <w:t xml:space="preserve">This example shows that a custom anomaly detector does not need to reimplement the whole Harbinger workflow. It only needs to respect the expected constructor-plus-detection contract.</w:t>
       </w:r>
     </w:p>
+    <w:bookmarkEnd w:id="30"/>
     <w:bookmarkEnd w:id="31"/>
-    <w:bookmarkEnd w:id="32"/>
-    <w:bookmarkStart w:id="33" w:name="references"/>
+    <w:bookmarkStart w:id="32" w:name="references"/>
     <w:p>
       <w:pPr>
         <w:pStyle w:val="Heading2"/>
@@ -1422,7 +1478,7 @@
         <w:t xml:space="preserve">Hyndman, R. J., Athanasopoulos, G. (2021). Forecasting: Principles and Practice.</w:t>
       </w:r>
     </w:p>
-    <w:bookmarkEnd w:id="33"/>
+    <w:bookmarkEnd w:id="32"/>
     <w:sectPr>
       <w:footnotePr>
         <w:numRestart w:val="eachSect"/>

--- a/examples/custom/doc/02-anomaly-custom_anomaly.docx
+++ b/examples/custom/doc/02-anomaly-custom_anomaly.docx
@@ -2,7 +2,7 @@
 <file path=word/document.xml><?xml version="1.0" encoding="utf-8"?>
 <w:document xmlns:w="http://schemas.openxmlformats.org/wordprocessingml/2006/main" xmlns:m="http://schemas.openxmlformats.org/officeDocument/2006/math" xmlns:r="http://schemas.openxmlformats.org/officeDocument/2006/relationships" xmlns:o="urn:schemas-microsoft-com:office:office" xmlns:v="urn:schemas-microsoft-com:vml" xmlns:w10="urn:schemas-microsoft-com:office:word" xmlns:a="http://schemas.openxmlformats.org/drawingml/2006/main" xmlns:pic="http://schemas.openxmlformats.org/drawingml/2006/picture" xmlns:wp="http://schemas.openxmlformats.org/drawingml/2006/wordprocessingDrawing">
   <w:body>
-    <w:bookmarkStart w:id="20" w:name="custom-anomaly-detector"/>
+    <w:bookmarkStart w:id="9" w:name="custom-anomaly-detector"/>
     <w:p>
       <w:pPr>
         <w:pStyle w:val="Heading2"/>
@@ -11,8 +11,8 @@
         <w:t xml:space="preserve">Custom Anomaly Detector</w:t>
       </w:r>
     </w:p>
-    <w:bookmarkEnd w:id="20"/>
-    <w:bookmarkStart w:id="21" w:name="objective"/>
+    <w:bookmarkEnd w:id="9"/>
+    <w:bookmarkStart w:id="10" w:name="objective"/>
     <w:p>
       <w:pPr>
         <w:pStyle w:val="Heading2"/>
@@ -37,8 +37,8 @@
         <w:t xml:space="preserve">More importantly, the example is meant to motivate a different anomaly-detection idea than the residual- or distance-based methods already present in the package. Here the detector focuses on unusual observations that stand out as isolated temporal outliers relative to the local structure of the series.</w:t>
       </w:r>
     </w:p>
-    <w:bookmarkEnd w:id="21"/>
-    <w:bookmarkStart w:id="22" w:name="why-this-method-matters"/>
+    <w:bookmarkEnd w:id="10"/>
+    <w:bookmarkStart w:id="11" w:name="why-this-method-matters"/>
     <w:p>
       <w:pPr>
         <w:pStyle w:val="Heading2"/>
@@ -111,8 +111,8 @@
         <w:t xml:space="preserve">it gives the reader intuition about anomalies as local temporal disruptions, not only as large residuals from a forecasting model.</w:t>
       </w:r>
     </w:p>
-    <w:bookmarkEnd w:id="22"/>
-    <w:bookmarkStart w:id="31" w:name="method-at-a-glance"/>
+    <w:bookmarkEnd w:id="11"/>
+    <w:bookmarkStart w:id="20" w:name="method-at-a-glance"/>
     <w:p>
       <w:pPr>
         <w:pStyle w:val="Heading2"/>
@@ -196,7 +196,7 @@
         <w:t xml:space="preserve">, a classical routine for identifying additive outliers in univariate time series.</w:t>
       </w:r>
     </w:p>
-    <w:bookmarkStart w:id="23" w:name="prepare-the-example"/>
+    <w:bookmarkStart w:id="12" w:name="prepare-the-example"/>
     <w:p>
       <w:pPr>
         <w:pStyle w:val="Heading3"/>
@@ -290,8 +290,8 @@
         <w:t xml:space="preserve">(harbinger)</w:t>
       </w:r>
     </w:p>
-    <w:bookmarkEnd w:id="23"/>
-    <w:bookmarkStart w:id="24" w:name="define-the-support-structures"/>
+    <w:bookmarkEnd w:id="12"/>
+    <w:bookmarkStart w:id="13" w:name="define-the-support-structures"/>
     <w:p>
       <w:pPr>
         <w:pStyle w:val="Heading3"/>
@@ -1029,8 +1029,8 @@
         <w:t xml:space="preserve">We now use the custom detector exactly as we would use any other anomaly detector in the package.</w:t>
       </w:r>
     </w:p>
-    <w:bookmarkEnd w:id="24"/>
-    <w:bookmarkStart w:id="25" w:name="run-the-core-analysis"/>
+    <w:bookmarkEnd w:id="13"/>
+    <w:bookmarkStart w:id="14" w:name="run-the-core-analysis"/>
     <w:p>
       <w:pPr>
         <w:pStyle w:val="Heading3"/>
@@ -1190,8 +1190,8 @@
         <w:t xml:space="preserve">serie)</w:t>
       </w:r>
     </w:p>
-    <w:bookmarkEnd w:id="25"/>
-    <w:bookmarkStart w:id="26" w:name="evaluate-what-was-found"/>
+    <w:bookmarkEnd w:id="14"/>
+    <w:bookmarkStart w:id="15" w:name="evaluate-what-was-found"/>
     <w:p>
       <w:pPr>
         <w:pStyle w:val="Heading3"/>
@@ -1341,8 +1341,8 @@
         <w:t xml:space="preserve">## FALSE     1     100</w:t>
       </w:r>
     </w:p>
-    <w:bookmarkEnd w:id="26"/>
-    <w:bookmarkStart w:id="30" w:name="interpret-the-result-visually"/>
+    <w:bookmarkEnd w:id="15"/>
+    <w:bookmarkStart w:id="19" w:name="interpret-the-result-visually"/>
     <w:p>
       <w:pPr>
         <w:pStyle w:val="Heading3"/>
@@ -1409,18 +1409,18 @@
           <wp:inline>
             <wp:extent cx="4620126" cy="3696101"/>
             <wp:effectExtent b="0" l="0" r="0" t="0"/>
-            <wp:docPr descr="" title="" id="28" name="Picture"/>
+            <wp:docPr descr="" title="" id="17" name="Picture"/>
             <a:graphic>
               <a:graphicData uri="http://schemas.openxmlformats.org/drawingml/2006/picture">
                 <pic:pic>
                   <pic:nvPicPr>
-                    <pic:cNvPr descr="/home/gpca/harbinger/examples/custom/doc/02-anomaly-custom_anomaly_files/figure-docx/unnamed-chunk-5-1.png" id="29" name="Picture"/>
+                    <pic:cNvPr descr="C:\Git\dal\harbinger\examples\custom\doc\02-anomaly-custom_anomaly_files/0b7f82078ee9e44333559b67fecc1a26c1bb26d7.png" id="18" name="Picture"/>
                     <pic:cNvPicPr>
                       <a:picLocks noChangeArrowheads="1" noChangeAspect="1"/>
                     </pic:cNvPicPr>
                   </pic:nvPicPr>
                   <pic:blipFill>
-                    <a:blip r:embed="rId27"/>
+                    <a:blip r:embed="rId16"/>
                     <a:stretch>
                       <a:fillRect/>
                     </a:stretch>
@@ -1455,9 +1455,9 @@
         <w:t xml:space="preserve">This example shows that a custom anomaly detector does not need to reimplement the whole Harbinger workflow. It only needs to respect the expected constructor-plus-detection contract.</w:t>
       </w:r>
     </w:p>
-    <w:bookmarkEnd w:id="30"/>
-    <w:bookmarkEnd w:id="31"/>
-    <w:bookmarkStart w:id="32" w:name="references"/>
+    <w:bookmarkEnd w:id="19"/>
+    <w:bookmarkEnd w:id="20"/>
+    <w:bookmarkStart w:id="21" w:name="references"/>
     <w:p>
       <w:pPr>
         <w:pStyle w:val="Heading2"/>
@@ -1478,7 +1478,7 @@
         <w:t xml:space="preserve">Hyndman, R. J., Athanasopoulos, G. (2021). Forecasting: Principles and Practice.</w:t>
       </w:r>
     </w:p>
-    <w:bookmarkEnd w:id="32"/>
+    <w:bookmarkEnd w:id="21"/>
     <w:sectPr>
       <w:footnotePr>
         <w:numRestart w:val="eachSect"/>
@@ -1709,10 +1709,10 @@
   <w:docDefaults>
     <w:rPrDefault>
       <w:rPr>
-        <w:rFonts w:asciiTheme="minorHAnsi" w:cstheme="minorBidi" w:eastAsiaTheme="minorHAnsi" w:hAnsiTheme="minorHAnsi"/>
+        <w:rFonts w:asciiTheme="minorHAnsi" w:cstheme="minorBidi" w:eastAsiaTheme="minorEastAsia" w:hAnsiTheme="minorHAnsi"/>
         <w:sz w:val="24"/>
         <w:szCs w:val="24"/>
-        <w:lang w:bidi="ar-SA" w:eastAsia="en-US" w:val="en-US"/>
+        <w:lang w:bidi="ar-SA" w:eastAsia="zh-CN" w:val="en-US"/>
       </w:rPr>
     </w:rPrDefault>
     <w:pPrDefault>
@@ -2253,13 +2253,6 @@
       </w:tblCellMar>
     </w:tblPr>
     <w:tblStylePr w:type="firstRow">
-      <w:tblPr>
-        <w:jc w:val="left"/>
-        <w:tblInd w:type="dxa" w:w="0"/>
-      </w:tblPr>
-      <w:trPr>
-        <w:jc w:val="left"/>
-      </w:trPr>
       <w:tcPr>
         <w:tcBorders>
           <w:bottom w:val="single"/>

--- a/examples/custom/doc/02-anomaly-custom_anomaly.docx
+++ b/examples/custom/doc/02-anomaly-custom_anomaly.docx
@@ -1414,7 +1414,7 @@
               <a:graphicData uri="http://schemas.openxmlformats.org/drawingml/2006/picture">
                 <pic:pic>
                   <pic:nvPicPr>
-                    <pic:cNvPr descr="C:\Git\dal\harbinger\examples\custom\doc\02-anomaly-custom_anomaly_files/0b7f82078ee9e44333559b67fecc1a26c1bb26d7.png" id="18" name="Picture"/>
+                    <pic:cNvPr descr="/home/gpca/harbinger/examples/custom/doc/02-anomaly-custom_anomaly_files/340145a6a24854a6c9b3bc33d675594d5fc00a7e.png" id="18" name="Picture"/>
                     <pic:cNvPicPr>
                       <a:picLocks noChangeArrowheads="1" noChangeAspect="1"/>
                     </pic:cNvPicPr>

--- a/examples/custom/doc/02-anomaly-custom_anomaly.docx
+++ b/examples/custom/doc/02-anomaly-custom_anomaly.docx
@@ -1414,7 +1414,7 @@
               <a:graphicData uri="http://schemas.openxmlformats.org/drawingml/2006/picture">
                 <pic:pic>
                   <pic:nvPicPr>
-                    <pic:cNvPr descr="/home/gpca/harbinger/examples/custom/doc/02-anomaly-custom_anomaly_files/340145a6a24854a6c9b3bc33d675594d5fc00a7e.png" id="18" name="Picture"/>
+                    <pic:cNvPr descr="C:\Git\dal\harbinger\examples\custom\doc\02-anomaly-custom_anomaly_files/0b7f82078ee9e44333559b67fecc1a26c1bb26d7.png" id="18" name="Picture"/>
                     <pic:cNvPicPr>
                       <a:picLocks noChangeArrowheads="1" noChangeAspect="1"/>
                     </pic:cNvPicPr>

--- a/examples/custom/doc/02-anomaly-custom_anomaly.docx
+++ b/examples/custom/doc/02-anomaly-custom_anomaly.docx
@@ -241,6 +241,45 @@
       <w:pPr>
         <w:pStyle w:val="SourceCode"/>
       </w:pPr>
+      <w:r>
+        <w:rPr>
+          <w:rStyle w:val="FunctionTok"/>
+        </w:rPr>
+        <w:t xml:space="preserve">source</w:t>
+      </w:r>
+      <w:r>
+        <w:rPr>
+          <w:rStyle w:val="NormalTok"/>
+        </w:rPr>
+        <w:t xml:space="preserve">(</w:t>
+      </w:r>
+      <w:r>
+        <w:rPr>
+          <w:rStyle w:val="FunctionTok"/>
+        </w:rPr>
+        <w:t xml:space="preserve">url</w:t>
+      </w:r>
+      <w:r>
+        <w:rPr>
+          <w:rStyle w:val="NormalTok"/>
+        </w:rPr>
+        <w:t xml:space="preserve">(</w:t>
+      </w:r>
+      <w:r>
+        <w:rPr>
+          <w:rStyle w:val="StringTok"/>
+        </w:rPr>
+        <w:t xml:space="preserve">"https://raw.githubusercontent.com/cefet-rj-dal/harbinger/master/examples/seed.R"</w:t>
+      </w:r>
+      <w:r>
+        <w:rPr>
+          <w:rStyle w:val="NormalTok"/>
+        </w:rPr>
+        <w:t xml:space="preserve">))</w:t>
+      </w:r>
+      <w:r>
+        <w:br/>
+      </w:r>
       <w:r>
         <w:rPr>
           <w:rStyle w:val="CommentTok"/>
